--- a/docs/تقرير_مشروع_Eventak.docx
+++ b/docs/تقرير_مشروع_Eventak.docx
@@ -20956,7 +20956,7 @@
       <w:r>
         <w:drawing>
           <wp:inline distT="0" distB="0" distL="0" distR="0">
-            <wp:extent cx="7620000" cy="5476875"/>
+            <wp:extent cx="7705725" cy="5476875"/>
             <wp:effectExtent t="0" r="0" b="0" l="0"/>
             <wp:docPr id="1" name="" descr="" title=""/>
             <wp:cNvGraphicFramePr>
@@ -20981,7 +20981,7 @@
                   <pic:spPr bwMode="auto">
                     <a:xfrm>
                       <a:off x="0" y="0"/>
-                      <a:ext cx="7620000" cy="5476875"/>
+                      <a:ext cx="7705725" cy="5476875"/>
                     </a:xfrm>
                     <a:prstGeom prst="rect">
                       <a:avLst/>
@@ -22333,6 +22333,324 @@
                 <w:rtl/>
               </w:rPr>
               <w:t xml:space="preserve">يرتبط بالمستخدم ارتباطاً متعدّد الأشكال.</w:t>
+            </w:r>
+          </w:p>
+        </w:tc>
+      </w:tr>
+      <w:tr>
+        <w:tc>
+          <w:tcPr>
+            <w:tcW w:type="dxa" w:w="1406"/>
+            <w:tcBorders>
+              <w:top w:val="single" w:color="9BB0C8" w:sz="4"/>
+              <w:left w:val="single" w:color="9BB0C8" w:sz="4"/>
+              <w:bottom w:val="single" w:color="9BB0C8" w:sz="4"/>
+              <w:right w:val="single" w:color="9BB0C8" w:sz="4"/>
+            </w:tcBorders>
+            <w:shd w:fill="EEF3F8" w:color="auto" w:val="clear"/>
+            <w:tcMar>
+              <w:top w:type="dxa" w:w="60"/>
+              <w:left w:type="dxa" w:w="90"/>
+              <w:bottom w:type="dxa" w:w="60"/>
+              <w:right w:type="dxa" w:w="90"/>
+            </w:tcMar>
+            <w:vAlign w:val="center"/>
+          </w:tcPr>
+          <w:p>
+            <w:pPr>
+              <w:bidi w:val="false"/>
+              <w:spacing w:after="50" w:before="50" w:line="280"/>
+              <w:jc w:val="left"/>
+            </w:pPr>
+            <w:r>
+              <w:rPr>
+                <w:rFonts w:ascii="Calibri" w:cs="Calibri" w:eastAsia="Calibri" w:hAnsi="Calibri"/>
+                <w:sz w:val="21"/>
+                <w:szCs w:val="21"/>
+                <w:rtl w:val="false"/>
+              </w:rPr>
+              <w:t xml:space="preserve">PersonalAccessToken</w:t>
+            </w:r>
+          </w:p>
+        </w:tc>
+        <w:tc>
+          <w:tcPr>
+            <w:tcW w:type="dxa" w:w="4042"/>
+            <w:tcBorders>
+              <w:top w:val="single" w:color="9BB0C8" w:sz="4"/>
+              <w:left w:val="single" w:color="9BB0C8" w:sz="4"/>
+              <w:bottom w:val="single" w:color="9BB0C8" w:sz="4"/>
+              <w:right w:val="single" w:color="9BB0C8" w:sz="4"/>
+            </w:tcBorders>
+            <w:shd w:fill="EEF3F8" w:color="auto" w:val="clear"/>
+            <w:tcMar>
+              <w:top w:type="dxa" w:w="60"/>
+              <w:left w:type="dxa" w:w="90"/>
+              <w:bottom w:type="dxa" w:w="60"/>
+              <w:right w:type="dxa" w:w="90"/>
+            </w:tcMar>
+            <w:vAlign w:val="center"/>
+          </w:tcPr>
+          <w:p>
+            <w:pPr>
+              <w:bidi/>
+              <w:spacing w:after="50" w:before="50" w:line="280"/>
+              <w:jc w:val="right"/>
+            </w:pPr>
+            <w:r>
+              <w:rPr>
+                <w:rFonts w:ascii="Calibri" w:cs="Calibri" w:eastAsia="Calibri" w:hAnsi="Calibri"/>
+                <w:sz w:val="21"/>
+                <w:szCs w:val="21"/>
+                <w:rtl/>
+              </w:rPr>
+              <w:t xml:space="preserve">رمز الوصول الشخصي الصادر عن حزمة Sanctum مع تاريخ الاستخدام الأخير وتاريخ الانتهاء.</w:t>
+            </w:r>
+          </w:p>
+        </w:tc>
+        <w:tc>
+          <w:tcPr>
+            <w:tcW w:type="dxa" w:w="3339"/>
+            <w:tcBorders>
+              <w:top w:val="single" w:color="9BB0C8" w:sz="4"/>
+              <w:left w:val="single" w:color="9BB0C8" w:sz="4"/>
+              <w:bottom w:val="single" w:color="9BB0C8" w:sz="4"/>
+              <w:right w:val="single" w:color="9BB0C8" w:sz="4"/>
+            </w:tcBorders>
+            <w:shd w:fill="EEF3F8" w:color="auto" w:val="clear"/>
+            <w:tcMar>
+              <w:top w:type="dxa" w:w="60"/>
+              <w:left w:type="dxa" w:w="90"/>
+              <w:bottom w:type="dxa" w:w="60"/>
+              <w:right w:type="dxa" w:w="90"/>
+            </w:tcMar>
+            <w:vAlign w:val="center"/>
+          </w:tcPr>
+          <w:p>
+            <w:pPr>
+              <w:bidi/>
+              <w:spacing w:after="50" w:before="50" w:line="280"/>
+              <w:jc w:val="right"/>
+            </w:pPr>
+            <w:r>
+              <w:rPr>
+                <w:rFonts w:ascii="Calibri" w:cs="Calibri" w:eastAsia="Calibri" w:hAnsi="Calibri"/>
+                <w:sz w:val="21"/>
+                <w:szCs w:val="21"/>
+                <w:rtl/>
+              </w:rPr>
+              <w:t xml:space="preserve">يرتبط بالمستخدم ارتباطاً متعدّد الأشكال.</w:t>
+            </w:r>
+          </w:p>
+        </w:tc>
+      </w:tr>
+      <w:tr>
+        <w:tc>
+          <w:tcPr>
+            <w:tcW w:type="dxa" w:w="1406"/>
+            <w:tcBorders>
+              <w:top w:val="single" w:color="9BB0C8" w:sz="4"/>
+              <w:left w:val="single" w:color="9BB0C8" w:sz="4"/>
+              <w:bottom w:val="single" w:color="9BB0C8" w:sz="4"/>
+              <w:right w:val="single" w:color="9BB0C8" w:sz="4"/>
+            </w:tcBorders>
+            <w:tcMar>
+              <w:top w:type="dxa" w:w="60"/>
+              <w:left w:type="dxa" w:w="90"/>
+              <w:bottom w:type="dxa" w:w="60"/>
+              <w:right w:type="dxa" w:w="90"/>
+            </w:tcMar>
+            <w:vAlign w:val="center"/>
+          </w:tcPr>
+          <w:p>
+            <w:pPr>
+              <w:bidi w:val="false"/>
+              <w:spacing w:after="50" w:before="50" w:line="280"/>
+              <w:jc w:val="left"/>
+            </w:pPr>
+            <w:r>
+              <w:rPr>
+                <w:rFonts w:ascii="Calibri" w:cs="Calibri" w:eastAsia="Calibri" w:hAnsi="Calibri"/>
+                <w:sz w:val="21"/>
+                <w:szCs w:val="21"/>
+                <w:rtl w:val="false"/>
+              </w:rPr>
+              <w:t xml:space="preserve">PasswordResetToken</w:t>
+            </w:r>
+          </w:p>
+        </w:tc>
+        <w:tc>
+          <w:tcPr>
+            <w:tcW w:type="dxa" w:w="4042"/>
+            <w:tcBorders>
+              <w:top w:val="single" w:color="9BB0C8" w:sz="4"/>
+              <w:left w:val="single" w:color="9BB0C8" w:sz="4"/>
+              <w:bottom w:val="single" w:color="9BB0C8" w:sz="4"/>
+              <w:right w:val="single" w:color="9BB0C8" w:sz="4"/>
+            </w:tcBorders>
+            <w:tcMar>
+              <w:top w:type="dxa" w:w="60"/>
+              <w:left w:type="dxa" w:w="90"/>
+              <w:bottom w:type="dxa" w:w="60"/>
+              <w:right w:type="dxa" w:w="90"/>
+            </w:tcMar>
+            <w:vAlign w:val="center"/>
+          </w:tcPr>
+          <w:p>
+            <w:pPr>
+              <w:bidi/>
+              <w:spacing w:after="50" w:before="50" w:line="280"/>
+              <w:jc w:val="right"/>
+            </w:pPr>
+            <w:r>
+              <w:rPr>
+                <w:rFonts w:ascii="Calibri" w:cs="Calibri" w:eastAsia="Calibri" w:hAnsi="Calibri"/>
+                <w:sz w:val="21"/>
+                <w:szCs w:val="21"/>
+                <w:rtl/>
+              </w:rPr>
+              <w:t xml:space="preserve">رمز استعادة كلمة المرور المؤقّت.</w:t>
+            </w:r>
+          </w:p>
+        </w:tc>
+        <w:tc>
+          <w:tcPr>
+            <w:tcW w:type="dxa" w:w="3339"/>
+            <w:tcBorders>
+              <w:top w:val="single" w:color="9BB0C8" w:sz="4"/>
+              <w:left w:val="single" w:color="9BB0C8" w:sz="4"/>
+              <w:bottom w:val="single" w:color="9BB0C8" w:sz="4"/>
+              <w:right w:val="single" w:color="9BB0C8" w:sz="4"/>
+            </w:tcBorders>
+            <w:tcMar>
+              <w:top w:type="dxa" w:w="60"/>
+              <w:left w:type="dxa" w:w="90"/>
+              <w:bottom w:type="dxa" w:w="60"/>
+              <w:right w:type="dxa" w:w="90"/>
+            </w:tcMar>
+            <w:vAlign w:val="center"/>
+          </w:tcPr>
+          <w:p>
+            <w:pPr>
+              <w:bidi/>
+              <w:spacing w:after="50" w:before="50" w:line="280"/>
+              <w:jc w:val="right"/>
+            </w:pPr>
+            <w:r>
+              <w:rPr>
+                <w:rFonts w:ascii="Calibri" w:cs="Calibri" w:eastAsia="Calibri" w:hAnsi="Calibri"/>
+                <w:sz w:val="21"/>
+                <w:szCs w:val="21"/>
+                <w:rtl/>
+              </w:rPr>
+              <w:t xml:space="preserve">يرتبط بالمستخدم عبر البريد الإلكتروني.</w:t>
+            </w:r>
+          </w:p>
+        </w:tc>
+      </w:tr>
+      <w:tr>
+        <w:tc>
+          <w:tcPr>
+            <w:tcW w:type="dxa" w:w="1406"/>
+            <w:tcBorders>
+              <w:top w:val="single" w:color="9BB0C8" w:sz="4"/>
+              <w:left w:val="single" w:color="9BB0C8" w:sz="4"/>
+              <w:bottom w:val="single" w:color="9BB0C8" w:sz="4"/>
+              <w:right w:val="single" w:color="9BB0C8" w:sz="4"/>
+            </w:tcBorders>
+            <w:shd w:fill="EEF3F8" w:color="auto" w:val="clear"/>
+            <w:tcMar>
+              <w:top w:type="dxa" w:w="60"/>
+              <w:left w:type="dxa" w:w="90"/>
+              <w:bottom w:type="dxa" w:w="60"/>
+              <w:right w:type="dxa" w:w="90"/>
+            </w:tcMar>
+            <w:vAlign w:val="center"/>
+          </w:tcPr>
+          <w:p>
+            <w:pPr>
+              <w:bidi w:val="false"/>
+              <w:spacing w:after="50" w:before="50" w:line="280"/>
+              <w:jc w:val="left"/>
+            </w:pPr>
+            <w:r>
+              <w:rPr>
+                <w:rFonts w:ascii="Calibri" w:cs="Calibri" w:eastAsia="Calibri" w:hAnsi="Calibri"/>
+                <w:sz w:val="21"/>
+                <w:szCs w:val="21"/>
+                <w:rtl w:val="false"/>
+              </w:rPr>
+              <w:t xml:space="preserve">Session</w:t>
+            </w:r>
+          </w:p>
+        </w:tc>
+        <w:tc>
+          <w:tcPr>
+            <w:tcW w:type="dxa" w:w="4042"/>
+            <w:tcBorders>
+              <w:top w:val="single" w:color="9BB0C8" w:sz="4"/>
+              <w:left w:val="single" w:color="9BB0C8" w:sz="4"/>
+              <w:bottom w:val="single" w:color="9BB0C8" w:sz="4"/>
+              <w:right w:val="single" w:color="9BB0C8" w:sz="4"/>
+            </w:tcBorders>
+            <w:shd w:fill="EEF3F8" w:color="auto" w:val="clear"/>
+            <w:tcMar>
+              <w:top w:type="dxa" w:w="60"/>
+              <w:left w:type="dxa" w:w="90"/>
+              <w:bottom w:type="dxa" w:w="60"/>
+              <w:right w:type="dxa" w:w="90"/>
+            </w:tcMar>
+            <w:vAlign w:val="center"/>
+          </w:tcPr>
+          <w:p>
+            <w:pPr>
+              <w:bidi/>
+              <w:spacing w:after="50" w:before="50" w:line="280"/>
+              <w:jc w:val="right"/>
+            </w:pPr>
+            <w:r>
+              <w:rPr>
+                <w:rFonts w:ascii="Calibri" w:cs="Calibri" w:eastAsia="Calibri" w:hAnsi="Calibri"/>
+                <w:sz w:val="21"/>
+                <w:szCs w:val="21"/>
+                <w:rtl/>
+              </w:rPr>
+              <w:t xml:space="preserve">جلسة المستخدم مع عنوان الشبكة ونوع المتصفّح ووقت آخر نشاط.</w:t>
+            </w:r>
+          </w:p>
+        </w:tc>
+        <w:tc>
+          <w:tcPr>
+            <w:tcW w:type="dxa" w:w="3339"/>
+            <w:tcBorders>
+              <w:top w:val="single" w:color="9BB0C8" w:sz="4"/>
+              <w:left w:val="single" w:color="9BB0C8" w:sz="4"/>
+              <w:bottom w:val="single" w:color="9BB0C8" w:sz="4"/>
+              <w:right w:val="single" w:color="9BB0C8" w:sz="4"/>
+            </w:tcBorders>
+            <w:shd w:fill="EEF3F8" w:color="auto" w:val="clear"/>
+            <w:tcMar>
+              <w:top w:type="dxa" w:w="60"/>
+              <w:left w:type="dxa" w:w="90"/>
+              <w:bottom w:type="dxa" w:w="60"/>
+              <w:right w:type="dxa" w:w="90"/>
+            </w:tcMar>
+            <w:vAlign w:val="center"/>
+          </w:tcPr>
+          <w:p>
+            <w:pPr>
+              <w:bidi/>
+              <w:spacing w:after="50" w:before="50" w:line="280"/>
+              <w:jc w:val="right"/>
+            </w:pPr>
+            <w:r>
+              <w:rPr>
+                <w:rFonts w:ascii="Calibri" w:cs="Calibri" w:eastAsia="Calibri" w:hAnsi="Calibri"/>
+                <w:sz w:val="21"/>
+                <w:szCs w:val="21"/>
+                <w:rtl/>
+              </w:rPr>
+              <w:t xml:space="preserve">ينتمي اختيارياً إلى مستخدم.</w:t>
             </w:r>
           </w:p>
         </w:tc>
@@ -23869,7 +24187,7 @@
                 <w:szCs w:val="21"/>
                 <w:rtl/>
               </w:rPr>
-              <w:t xml:space="preserve">إشعارات سير العمل المحفوظة في قاعدة المعطيات.</w:t>
+              <w:t xml:space="preserve">إشعارات سير العمل المحفوظة في قاعدة المعطيات، تعتمد ارتباطاً متعدّد الأشكال بالمستخدم.</w:t>
             </w:r>
           </w:p>
         </w:tc>
@@ -23941,7 +24259,7 @@
                 <w:szCs w:val="21"/>
                 <w:rtl/>
               </w:rPr>
-              <w:t xml:space="preserve">tokenable, name, token (فريد), abilities, last_used_at</w:t>
+              <w:t xml:space="preserve">tokenable, name, token (فريد), abilities, last_used_at, expires_at</w:t>
             </w:r>
           </w:p>
         </w:tc>
@@ -23976,7 +24294,322 @@
                 <w:szCs w:val="21"/>
                 <w:rtl/>
               </w:rPr>
-              <w:t xml:space="preserve">رموز الوصول التي تصدرها حزمة Sanctum عند نجاح المصادقة.</w:t>
+              <w:t xml:space="preserve">رموز الوصول التي تصدرها حزمة Sanctum عند نجاح المصادقة، مع تاريخ انتهاء اختياري.</w:t>
+            </w:r>
+          </w:p>
+        </w:tc>
+      </w:tr>
+      <w:tr>
+        <w:tc>
+          <w:tcPr>
+            <w:tcW w:type="dxa" w:w="1406"/>
+            <w:tcBorders>
+              <w:top w:val="single" w:color="9BB0C8" w:sz="4"/>
+              <w:left w:val="single" w:color="9BB0C8" w:sz="4"/>
+              <w:bottom w:val="single" w:color="9BB0C8" w:sz="4"/>
+              <w:right w:val="single" w:color="9BB0C8" w:sz="4"/>
+            </w:tcBorders>
+            <w:tcMar>
+              <w:top w:type="dxa" w:w="60"/>
+              <w:left w:type="dxa" w:w="90"/>
+              <w:bottom w:type="dxa" w:w="60"/>
+              <w:right w:type="dxa" w:w="90"/>
+            </w:tcMar>
+            <w:vAlign w:val="center"/>
+          </w:tcPr>
+          <w:p>
+            <w:pPr>
+              <w:bidi w:val="false"/>
+              <w:spacing w:after="50" w:before="50" w:line="280"/>
+              <w:jc w:val="left"/>
+            </w:pPr>
+            <w:r>
+              <w:rPr>
+                <w:rFonts w:ascii="Calibri" w:cs="Calibri" w:eastAsia="Calibri" w:hAnsi="Calibri"/>
+                <w:sz w:val="21"/>
+                <w:szCs w:val="21"/>
+                <w:rtl w:val="false"/>
+              </w:rPr>
+              <w:t xml:space="preserve">password_reset_tokens</w:t>
+            </w:r>
+          </w:p>
+        </w:tc>
+        <w:tc>
+          <w:tcPr>
+            <w:tcW w:type="dxa" w:w="3866"/>
+            <w:tcBorders>
+              <w:top w:val="single" w:color="9BB0C8" w:sz="4"/>
+              <w:left w:val="single" w:color="9BB0C8" w:sz="4"/>
+              <w:bottom w:val="single" w:color="9BB0C8" w:sz="4"/>
+              <w:right w:val="single" w:color="9BB0C8" w:sz="4"/>
+            </w:tcBorders>
+            <w:tcMar>
+              <w:top w:type="dxa" w:w="60"/>
+              <w:left w:type="dxa" w:w="90"/>
+              <w:bottom w:type="dxa" w:w="60"/>
+              <w:right w:type="dxa" w:w="90"/>
+            </w:tcMar>
+            <w:vAlign w:val="center"/>
+          </w:tcPr>
+          <w:p>
+            <w:pPr>
+              <w:bidi/>
+              <w:spacing w:after="50" w:before="50" w:line="280"/>
+              <w:jc w:val="right"/>
+            </w:pPr>
+            <w:r>
+              <w:rPr>
+                <w:rFonts w:ascii="Calibri" w:cs="Calibri" w:eastAsia="Calibri" w:hAnsi="Calibri"/>
+                <w:sz w:val="21"/>
+                <w:szCs w:val="21"/>
+                <w:rtl/>
+              </w:rPr>
+              <w:t xml:space="preserve">email (مفتاح أساسي), token, created_at</w:t>
+            </w:r>
+          </w:p>
+        </w:tc>
+        <w:tc>
+          <w:tcPr>
+            <w:tcW w:type="dxa" w:w="3515"/>
+            <w:tcBorders>
+              <w:top w:val="single" w:color="9BB0C8" w:sz="4"/>
+              <w:left w:val="single" w:color="9BB0C8" w:sz="4"/>
+              <w:bottom w:val="single" w:color="9BB0C8" w:sz="4"/>
+              <w:right w:val="single" w:color="9BB0C8" w:sz="4"/>
+            </w:tcBorders>
+            <w:tcMar>
+              <w:top w:type="dxa" w:w="60"/>
+              <w:left w:type="dxa" w:w="90"/>
+              <w:bottom w:type="dxa" w:w="60"/>
+              <w:right w:type="dxa" w:w="90"/>
+            </w:tcMar>
+            <w:vAlign w:val="center"/>
+          </w:tcPr>
+          <w:p>
+            <w:pPr>
+              <w:bidi/>
+              <w:spacing w:after="50" w:before="50" w:line="280"/>
+              <w:jc w:val="right"/>
+            </w:pPr>
+            <w:r>
+              <w:rPr>
+                <w:rFonts w:ascii="Calibri" w:cs="Calibri" w:eastAsia="Calibri" w:hAnsi="Calibri"/>
+                <w:sz w:val="21"/>
+                <w:szCs w:val="21"/>
+                <w:rtl/>
+              </w:rPr>
+              <w:t xml:space="preserve">رموز استعادة كلمة المرور المؤقّتة، يُنشأ سجل عند الطلب ويُحذف بعد الاستخدام.</w:t>
+            </w:r>
+          </w:p>
+        </w:tc>
+      </w:tr>
+      <w:tr>
+        <w:tc>
+          <w:tcPr>
+            <w:tcW w:type="dxa" w:w="1406"/>
+            <w:tcBorders>
+              <w:top w:val="single" w:color="9BB0C8" w:sz="4"/>
+              <w:left w:val="single" w:color="9BB0C8" w:sz="4"/>
+              <w:bottom w:val="single" w:color="9BB0C8" w:sz="4"/>
+              <w:right w:val="single" w:color="9BB0C8" w:sz="4"/>
+            </w:tcBorders>
+            <w:shd w:fill="EEF3F8" w:color="auto" w:val="clear"/>
+            <w:tcMar>
+              <w:top w:type="dxa" w:w="60"/>
+              <w:left w:type="dxa" w:w="90"/>
+              <w:bottom w:type="dxa" w:w="60"/>
+              <w:right w:type="dxa" w:w="90"/>
+            </w:tcMar>
+            <w:vAlign w:val="center"/>
+          </w:tcPr>
+          <w:p>
+            <w:pPr>
+              <w:bidi w:val="false"/>
+              <w:spacing w:after="50" w:before="50" w:line="280"/>
+              <w:jc w:val="left"/>
+            </w:pPr>
+            <w:r>
+              <w:rPr>
+                <w:rFonts w:ascii="Calibri" w:cs="Calibri" w:eastAsia="Calibri" w:hAnsi="Calibri"/>
+                <w:sz w:val="21"/>
+                <w:szCs w:val="21"/>
+                <w:rtl w:val="false"/>
+              </w:rPr>
+              <w:t xml:space="preserve">sessions</w:t>
+            </w:r>
+          </w:p>
+        </w:tc>
+        <w:tc>
+          <w:tcPr>
+            <w:tcW w:type="dxa" w:w="3866"/>
+            <w:tcBorders>
+              <w:top w:val="single" w:color="9BB0C8" w:sz="4"/>
+              <w:left w:val="single" w:color="9BB0C8" w:sz="4"/>
+              <w:bottom w:val="single" w:color="9BB0C8" w:sz="4"/>
+              <w:right w:val="single" w:color="9BB0C8" w:sz="4"/>
+            </w:tcBorders>
+            <w:shd w:fill="EEF3F8" w:color="auto" w:val="clear"/>
+            <w:tcMar>
+              <w:top w:type="dxa" w:w="60"/>
+              <w:left w:type="dxa" w:w="90"/>
+              <w:bottom w:type="dxa" w:w="60"/>
+              <w:right w:type="dxa" w:w="90"/>
+            </w:tcMar>
+            <w:vAlign w:val="center"/>
+          </w:tcPr>
+          <w:p>
+            <w:pPr>
+              <w:bidi/>
+              <w:spacing w:after="50" w:before="50" w:line="280"/>
+              <w:jc w:val="right"/>
+            </w:pPr>
+            <w:r>
+              <w:rPr>
+                <w:rFonts w:ascii="Calibri" w:cs="Calibri" w:eastAsia="Calibri" w:hAnsi="Calibri"/>
+                <w:sz w:val="21"/>
+                <w:szCs w:val="21"/>
+                <w:rtl/>
+              </w:rPr>
+              <w:t xml:space="preserve">id, user_id, ip_address, user_agent, payload, last_activity</w:t>
+            </w:r>
+          </w:p>
+        </w:tc>
+        <w:tc>
+          <w:tcPr>
+            <w:tcW w:type="dxa" w:w="3515"/>
+            <w:tcBorders>
+              <w:top w:val="single" w:color="9BB0C8" w:sz="4"/>
+              <w:left w:val="single" w:color="9BB0C8" w:sz="4"/>
+              <w:bottom w:val="single" w:color="9BB0C8" w:sz="4"/>
+              <w:right w:val="single" w:color="9BB0C8" w:sz="4"/>
+            </w:tcBorders>
+            <w:shd w:fill="EEF3F8" w:color="auto" w:val="clear"/>
+            <w:tcMar>
+              <w:top w:type="dxa" w:w="60"/>
+              <w:left w:type="dxa" w:w="90"/>
+              <w:bottom w:type="dxa" w:w="60"/>
+              <w:right w:type="dxa" w:w="90"/>
+            </w:tcMar>
+            <w:vAlign w:val="center"/>
+          </w:tcPr>
+          <w:p>
+            <w:pPr>
+              <w:bidi/>
+              <w:spacing w:after="50" w:before="50" w:line="280"/>
+              <w:jc w:val="right"/>
+            </w:pPr>
+            <w:r>
+              <w:rPr>
+                <w:rFonts w:ascii="Calibri" w:cs="Calibri" w:eastAsia="Calibri" w:hAnsi="Calibri"/>
+                <w:sz w:val="21"/>
+                <w:szCs w:val="21"/>
+                <w:rtl/>
+              </w:rPr>
+              <w:t xml:space="preserve">جلسات المستخدمين التي يديرها إطار العمل لتتبّع حالة الاتصال.</w:t>
+            </w:r>
+          </w:p>
+        </w:tc>
+      </w:tr>
+      <w:tr>
+        <w:tc>
+          <w:tcPr>
+            <w:tcW w:type="dxa" w:w="1406"/>
+            <w:tcBorders>
+              <w:top w:val="single" w:color="9BB0C8" w:sz="4"/>
+              <w:left w:val="single" w:color="9BB0C8" w:sz="4"/>
+              <w:bottom w:val="single" w:color="9BB0C8" w:sz="4"/>
+              <w:right w:val="single" w:color="9BB0C8" w:sz="4"/>
+            </w:tcBorders>
+            <w:tcMar>
+              <w:top w:type="dxa" w:w="60"/>
+              <w:left w:type="dxa" w:w="90"/>
+              <w:bottom w:type="dxa" w:w="60"/>
+              <w:right w:type="dxa" w:w="90"/>
+            </w:tcMar>
+            <w:vAlign w:val="center"/>
+          </w:tcPr>
+          <w:p>
+            <w:pPr>
+              <w:bidi w:val="false"/>
+              <w:spacing w:after="50" w:before="50" w:line="280"/>
+              <w:jc w:val="left"/>
+            </w:pPr>
+            <w:r>
+              <w:rPr>
+                <w:rFonts w:ascii="Calibri" w:cs="Calibri" w:eastAsia="Calibri" w:hAnsi="Calibri"/>
+                <w:sz w:val="21"/>
+                <w:szCs w:val="21"/>
+                <w:rtl w:val="false"/>
+              </w:rPr>
+              <w:t xml:space="preserve">cache / cache_locks</w:t>
+            </w:r>
+          </w:p>
+        </w:tc>
+        <w:tc>
+          <w:tcPr>
+            <w:tcW w:type="dxa" w:w="3866"/>
+            <w:tcBorders>
+              <w:top w:val="single" w:color="9BB0C8" w:sz="4"/>
+              <w:left w:val="single" w:color="9BB0C8" w:sz="4"/>
+              <w:bottom w:val="single" w:color="9BB0C8" w:sz="4"/>
+              <w:right w:val="single" w:color="9BB0C8" w:sz="4"/>
+            </w:tcBorders>
+            <w:tcMar>
+              <w:top w:type="dxa" w:w="60"/>
+              <w:left w:type="dxa" w:w="90"/>
+              <w:bottom w:type="dxa" w:w="60"/>
+              <w:right w:type="dxa" w:w="90"/>
+            </w:tcMar>
+            <w:vAlign w:val="center"/>
+          </w:tcPr>
+          <w:p>
+            <w:pPr>
+              <w:bidi/>
+              <w:spacing w:after="50" w:before="50" w:line="280"/>
+              <w:jc w:val="right"/>
+            </w:pPr>
+            <w:r>
+              <w:rPr>
+                <w:rFonts w:ascii="Calibri" w:cs="Calibri" w:eastAsia="Calibri" w:hAnsi="Calibri"/>
+                <w:sz w:val="21"/>
+                <w:szCs w:val="21"/>
+                <w:rtl/>
+              </w:rPr>
+              <w:t xml:space="preserve">key (مفتاح أساسي), value, expiration / owner</w:t>
+            </w:r>
+          </w:p>
+        </w:tc>
+        <w:tc>
+          <w:tcPr>
+            <w:tcW w:type="dxa" w:w="3515"/>
+            <w:tcBorders>
+              <w:top w:val="single" w:color="9BB0C8" w:sz="4"/>
+              <w:left w:val="single" w:color="9BB0C8" w:sz="4"/>
+              <w:bottom w:val="single" w:color="9BB0C8" w:sz="4"/>
+              <w:right w:val="single" w:color="9BB0C8" w:sz="4"/>
+            </w:tcBorders>
+            <w:tcMar>
+              <w:top w:type="dxa" w:w="60"/>
+              <w:left w:type="dxa" w:w="90"/>
+              <w:bottom w:type="dxa" w:w="60"/>
+              <w:right w:type="dxa" w:w="90"/>
+            </w:tcMar>
+            <w:vAlign w:val="center"/>
+          </w:tcPr>
+          <w:p>
+            <w:pPr>
+              <w:bidi/>
+              <w:spacing w:after="50" w:before="50" w:line="280"/>
+              <w:jc w:val="right"/>
+            </w:pPr>
+            <w:r>
+              <w:rPr>
+                <w:rFonts w:ascii="Calibri" w:cs="Calibri" w:eastAsia="Calibri" w:hAnsi="Calibri"/>
+                <w:sz w:val="21"/>
+                <w:szCs w:val="21"/>
+                <w:rtl/>
+              </w:rPr>
+              <w:t xml:space="preserve">جدولا التخبئة وأقفالها، يستخدمهما إطار العمل لتسريع الاستجابة ومنع التعارض.</w:t>
             </w:r>
           </w:p>
         </w:tc>
